--- a/Manuals/06_German/07_Set_Ecosystem_Tutorial.docx
+++ b/Manuals/06_German/07_Set_Ecosystem_Tutorial.docx
@@ -897,7 +897,7 @@
         <w:pStyle w:val="ListBullet"/>
       </w:pPr>
       <w:r>
-        <w:t>Mit Baseline 01–05 beginnen und BUY/SELL trennen.</w:t>
+        <w:t>Navigieren Sie nach Klasse und Asset: Jedes Asset umfasst die 11 Systemtypen (01_SLTP bis 11_SIGNAL_ONLY), einen Set pro Seite (BUY/SELL; BOTH beim vereinigten Grid) und zwei Einstiegsvarianten — MULTI lässt die Indikatoren 0–10 auf einer Achse antreten, ICHIMOKU hat eine eigene Datei.</w:t>
       </w:r>
     </w:p>
     <w:p>
@@ -905,7 +905,7 @@
         <w:pStyle w:val="ListBullet"/>
       </w:pPr>
       <w:r>
-        <w:t>06 dient Ein-Achsen-Forschung.</w:t>
+        <w:t>Phase 1 ist Regionssuche: Starten Sie die genetische Optimierung mit dem Set wie geliefert — komplette Einstiegsgruppe (Indikator, Methode, Timeframe, applied price, Perioden), die Ausstiege des Systems und die Filterschalter, alles auf einmal.</w:t>
       </w:r>
     </w:p>
     <w:p>
@@ -913,7 +913,7 @@
         <w:pStyle w:val="ListBullet"/>
       </w:pPr>
       <w:r>
-        <w:t>07 Einstieg, 08 Filter, 09 Risiko, 10 Ausstieg.</w:t>
+        <w:t>Ab den folgenden Runden sperren Sie (Y→N) die »Schrift«-Inputs — Enums und Booleans — aus der Vorphase und lassen nur die numerischen offen; die Feinabstimmung eines Filters kommt nur hinein, wenn sein Schalter eingeschaltet überlebt hat.</w:t>
       </w:r>
     </w:p>
     <w:p>
@@ -921,7 +921,7 @@
         <w:pStyle w:val="ListBullet"/>
       </w:pPr>
       <w:r>
-        <w:t>IS, OOS und Forward Demo chronologisch durchführen.</w:t>
+        <w:t>Der ATR-Einstiegsfilter (EntradaATR) existiert nur in den Grid-Systemen; überall sonst bleibt er konstruktionsbedingt aus.</w:t>
       </w:r>
     </w:p>
     <w:p>
@@ -929,7 +929,7 @@
         <w:pStyle w:val="ListBullet"/>
       </w:pPr>
       <w:r>
-        <w:t>Status, RelativePath und SHA256 prüfen.</w:t>
+        <w:t>Validieren Sie den Gewinner mit echten Ticks: Es entscheiden die Divergenz gegen OHLC und die Out-of-Sample-Retention, nie der In-Sample-Gewinn.</w:t>
       </w:r>
     </w:p>
     <w:p>
@@ -937,7 +937,7 @@
         <w:pStyle w:val="ListBullet"/>
       </w:pPr>
       <w:r>
-        <w:t>Nur explizites USE gilt für die definierte Umgebung.</w:t>
+        <w:t>Nach dem Echt-Tick-Lauf stellen Sie die Positionsgröße auf Percentage um und testen erneut: Nur bei Bestehen befördern — und genau in diesem Modus soll der Set handeln.</w:t>
       </w:r>
     </w:p>
     <w:p>
